--- a/Fase 2/Evidencias Grupales/2.4_GuiaEstudiante_Fase 2_DesarrolloProyecto APT (Español).docx
+++ b/Fase 2/Evidencias Grupales/2.4_GuiaEstudiante_Fase 2_DesarrolloProyecto APT (Español).docx
@@ -235,7 +235,7 @@
           </mc:Choice>
           <mc:Fallback>
             <w:pict>
-              <v:group w14:anchorId="39581AEC" id="Grupo 27" o:spid="_x0000_s1026" style="position:absolute;margin-left:0;margin-top:.75pt;width:491.25pt;height:123pt;z-index:251659264;mso-position-horizontal:center;mso-position-horizontal-relative:margin;mso-width-relative:margin;mso-height-relative:margin" coordsize="59912,15621" o:gfxdata="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">
+              <v:group w14:anchorId="39581AEC" id="Grupo 27" o:spid="_x0000_s1026" style="position:absolute;margin-left:0;margin-top:.75pt;width:491.25pt;height:123pt;z-index:251659264;mso-position-horizontal:center;mso-position-horizontal-relative:margin;mso-width-relative:margin;mso-height-relative:margin" coordsize="59912,15621" o:gfxdata="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">
                 <v:shapetype id="_x0000_t202" coordsize="21600,21600" o:spt="202" path="m,l,21600r21600,l21600,xe">
                   <v:stroke joinstyle="miter"/>
                   <v:path gradientshapeok="t" o:connecttype="rect"/>
@@ -643,96 +643,18 @@
                 <w:szCs w:val="16"/>
                 <w:lang w:eastAsia="es-CL"/>
               </w:rPr>
-              <w:t xml:space="preserve">Posterior al inicio del proyecto, se realizó la reformulación inicial del alcance y la planificación general del sistema, ajustando la metodología hacia un enfoque ágil con entregas iterativas. Se definió una arquitectura basada en Firebase (BaaS), que permitió avanzar rápidamente en la implementación de una PWA desarrollada en Vue.js, integrada con Firestore, </w:t>
-            </w:r>
-            <w:proofErr w:type="spellStart"/>
-            <w:r>
-              <w:rPr>
-                <w:rFonts w:ascii="Calibri" w:hAnsi="Calibri" w:cs="Arial"/>
-                <w:i/>
-                <w:color w:val="000000" w:themeColor="text1"/>
-                <w:sz w:val="16"/>
-                <w:szCs w:val="16"/>
-                <w:lang w:eastAsia="es-CL"/>
-              </w:rPr>
-              <w:t>Authentication</w:t>
-            </w:r>
-            <w:proofErr w:type="spellEnd"/>
-            <w:r>
-              <w:rPr>
-                <w:rFonts w:ascii="Calibri" w:hAnsi="Calibri" w:cs="Arial"/>
-                <w:i/>
-                <w:color w:val="000000" w:themeColor="text1"/>
-                <w:sz w:val="16"/>
-                <w:szCs w:val="16"/>
-                <w:lang w:eastAsia="es-CL"/>
-              </w:rPr>
-              <w:t xml:space="preserve"> y Cloud </w:t>
-            </w:r>
-            <w:proofErr w:type="spellStart"/>
-            <w:r>
-              <w:rPr>
-                <w:rFonts w:ascii="Calibri" w:hAnsi="Calibri" w:cs="Arial"/>
-                <w:i/>
-                <w:color w:val="000000" w:themeColor="text1"/>
-                <w:sz w:val="16"/>
-                <w:szCs w:val="16"/>
-                <w:lang w:eastAsia="es-CL"/>
-              </w:rPr>
-              <w:t>Functions</w:t>
-            </w:r>
-            <w:proofErr w:type="spellEnd"/>
-            <w:r>
-              <w:rPr>
-                <w:rFonts w:ascii="Calibri" w:hAnsi="Calibri" w:cs="Arial"/>
-                <w:i/>
-                <w:color w:val="000000" w:themeColor="text1"/>
-                <w:sz w:val="16"/>
-                <w:szCs w:val="16"/>
-                <w:lang w:eastAsia="es-CL"/>
-              </w:rPr>
-              <w:t>, junto con además actualizar la carta Gantt del proyecto para ajustarla al actual desarrollo (</w:t>
-            </w:r>
-            <w:proofErr w:type="spellStart"/>
-            <w:proofErr w:type="gramStart"/>
-            <w:r>
-              <w:rPr>
-                <w:rFonts w:ascii="Calibri" w:hAnsi="Calibri" w:cs="Arial"/>
-                <w:b/>
-                <w:bCs/>
-                <w:i/>
-                <w:color w:val="000000" w:themeColor="text1"/>
-                <w:sz w:val="16"/>
-                <w:szCs w:val="16"/>
-                <w:lang w:eastAsia="es-CL"/>
-              </w:rPr>
-              <w:t>Click</w:t>
-            </w:r>
-            <w:proofErr w:type="spellEnd"/>
-            <w:proofErr w:type="gramEnd"/>
-            <w:r>
-              <w:rPr>
-                <w:rFonts w:ascii="Calibri" w:hAnsi="Calibri" w:cs="Arial"/>
-                <w:b/>
-                <w:bCs/>
-                <w:i/>
-                <w:color w:val="000000" w:themeColor="text1"/>
-                <w:sz w:val="16"/>
-                <w:szCs w:val="16"/>
-                <w:lang w:eastAsia="es-CL"/>
-              </w:rPr>
-              <w:t xml:space="preserve"> aquí para ver Carta nueva</w:t>
-            </w:r>
-            <w:r>
-              <w:rPr>
-                <w:rFonts w:ascii="Calibri" w:hAnsi="Calibri" w:cs="Arial"/>
-                <w:i/>
-                <w:color w:val="000000" w:themeColor="text1"/>
-                <w:sz w:val="16"/>
-                <w:szCs w:val="16"/>
-                <w:lang w:eastAsia="es-CL"/>
-              </w:rPr>
-              <w:t>).</w:t>
+              <w:t>Posterior al inicio del proyecto, se realizó la reformulación inicial del alcance y la planificación general del sistema, ajustando la metodología hacia un enfoque ágil con entregas iterativas. Se definió una arquitectura basada en Firebase (BaaS), que permitió avanzar rápidamente en la implementación de una PWA desarrollada en Vue.js, integrada con Firestore, Authentication y Cloud Functions</w:t>
+            </w:r>
+            <w:r>
+              <w:rPr>
+                <w:rFonts w:ascii="Calibri" w:hAnsi="Calibri" w:cs="Arial"/>
+                <w:i/>
+                <w:color w:val="000000" w:themeColor="text1"/>
+                <w:sz w:val="16"/>
+                <w:szCs w:val="16"/>
+                <w:lang w:eastAsia="es-CL"/>
+              </w:rPr>
+              <w:t>, junto con además actualizar la carta Gantt del proyecto para ajustarla al actual desarrollo.</w:t>
             </w:r>
           </w:p>
           <w:p>
@@ -756,31 +678,7 @@
                 <w:szCs w:val="16"/>
                 <w:lang w:eastAsia="es-CL"/>
               </w:rPr>
-              <w:t xml:space="preserve">A la fecha, se encuentran desarrollados y operativos los módulos de Productos, Movimientos de inventario y escáner de códigos de barras mediante la cámara del dispositivo. Además, se integró el asistente de IA ligera “Sra. </w:t>
-            </w:r>
-            <w:proofErr w:type="spellStart"/>
-            <w:r>
-              <w:rPr>
-                <w:rFonts w:ascii="Calibri" w:hAnsi="Calibri" w:cs="Arial"/>
-                <w:i/>
-                <w:color w:val="000000" w:themeColor="text1"/>
-                <w:sz w:val="16"/>
-                <w:szCs w:val="16"/>
-                <w:lang w:eastAsia="es-CL"/>
-              </w:rPr>
-              <w:t>MarIA</w:t>
-            </w:r>
-            <w:proofErr w:type="spellEnd"/>
-            <w:r>
-              <w:rPr>
-                <w:rFonts w:ascii="Calibri" w:hAnsi="Calibri" w:cs="Arial"/>
-                <w:i/>
-                <w:color w:val="000000" w:themeColor="text1"/>
-                <w:sz w:val="16"/>
-                <w:szCs w:val="16"/>
-                <w:lang w:eastAsia="es-CL"/>
-              </w:rPr>
-              <w:t>”, basado en Gemini 2.5 Flash, el cual genera sugerencias personalizadas a partir del stock y comportamiento de inventario.</w:t>
+              <w:t>A la fecha, se encuentran desarrollados y operativos los módulos de Productos, Movimientos de inventario y escáner de códigos de barras mediante la cámara del dispositivo. Además, se integró el asistente de IA ligera “Sra. MarIA”, basado en Gemini 2.5 Flash, el cual genera sugerencias personalizadas a partir del stock y comportamiento de inventario.</w:t>
             </w:r>
           </w:p>
           <w:p>
@@ -804,31 +702,7 @@
                 <w:szCs w:val="16"/>
                 <w:lang w:eastAsia="es-CL"/>
               </w:rPr>
-              <w:t xml:space="preserve">Se elaboró el plan de trabajo, modelo de datos, y prototipos UI, además de ejecutar pruebas de consistencia y validación funcional. Los objetivos específicos se mantienen vigentes, aunque se ajustó la metodología para priorizar un desarrollo centrado en Firebase y la integración temprana de IA, reemplazando el </w:t>
-            </w:r>
-            <w:proofErr w:type="spellStart"/>
-            <w:r>
-              <w:rPr>
-                <w:rFonts w:ascii="Calibri" w:hAnsi="Calibri" w:cs="Arial"/>
-                <w:i/>
-                <w:color w:val="000000" w:themeColor="text1"/>
-                <w:sz w:val="16"/>
-                <w:szCs w:val="16"/>
-                <w:lang w:eastAsia="es-CL"/>
-              </w:rPr>
-              <w:t>stack</w:t>
-            </w:r>
-            <w:proofErr w:type="spellEnd"/>
-            <w:r>
-              <w:rPr>
-                <w:rFonts w:ascii="Calibri" w:hAnsi="Calibri" w:cs="Arial"/>
-                <w:i/>
-                <w:color w:val="000000" w:themeColor="text1"/>
-                <w:sz w:val="16"/>
-                <w:szCs w:val="16"/>
-                <w:lang w:eastAsia="es-CL"/>
-              </w:rPr>
-              <w:t xml:space="preserve"> tradicional por un enfoque más ágil, escalable y viable dentro del tiempo disponible.</w:t>
+              <w:t>Se elaboró el plan de trabajo, modelo de datos, y prototipos UI, además de ejecutar pruebas de consistencia y validación funcional. Los objetivos específicos se mantienen vigentes, aunque se ajustó la metodología para priorizar un desarrollo centrado en Firebase y la integración temprana de IA, reemplazando el stack tradicional por un enfoque más ágil, escalable y viable dentro del tiempo disponible.</w:t>
             </w:r>
           </w:p>
         </w:tc>
@@ -1008,31 +882,7 @@
                 <w:szCs w:val="16"/>
                 <w:lang w:eastAsia="es-CL"/>
               </w:rPr>
-              <w:t xml:space="preserve">En este informe se presentan como evidencias los avances técnicos y funcionales del proyecto Cybernine_C9, incluyendo el prototipo operativo de la PWA, las capturas del flujo de autenticación, el módulo de gestión de productos y movimientos, el escáner de código de barras activo y la integración del asistente de IA ligera “Sra. </w:t>
-            </w:r>
-            <w:proofErr w:type="spellStart"/>
-            <w:r>
-              <w:rPr>
-                <w:rFonts w:ascii="Calibri" w:hAnsi="Calibri" w:cs="Arial"/>
-                <w:i/>
-                <w:color w:val="000000" w:themeColor="text1"/>
-                <w:sz w:val="16"/>
-                <w:szCs w:val="16"/>
-                <w:lang w:eastAsia="es-CL"/>
-              </w:rPr>
-              <w:t>MarIA</w:t>
-            </w:r>
-            <w:proofErr w:type="spellEnd"/>
-            <w:r>
-              <w:rPr>
-                <w:rFonts w:ascii="Calibri" w:hAnsi="Calibri" w:cs="Arial"/>
-                <w:i/>
-                <w:color w:val="000000" w:themeColor="text1"/>
-                <w:sz w:val="16"/>
-                <w:szCs w:val="16"/>
-                <w:lang w:eastAsia="es-CL"/>
-              </w:rPr>
-              <w:t>” con sugerencias generadas mediante Gemini 2.5 Flash.</w:t>
+              <w:t>En este informe se presentan como evidencias los avances técnicos y funcionales del proyecto Cybernine_C9, incluyendo el prototipo operativo de la PWA, las capturas del flujo de autenticación, el módulo de gestión de productos y movimientos, el escáner de código de barras activo y la integración del asistente de IA ligera “Sra. MarIA” con sugerencias generadas mediante Gemini 2.5 Flash.</w:t>
             </w:r>
           </w:p>
           <w:p>
@@ -1058,6 +908,17 @@
                 <w:lang w:eastAsia="es-CL"/>
               </w:rPr>
               <w:t>La calidad del proyecto se ha resguardado mediante la aplicación de una metodología ágil iterativo–incremental, la ejecución de pruebas funcionales en cada entrega, y el uso de tecnologías estables como Firebase y Vue.js. Además, cada módulo cuenta con criterios de aceptación y evidencias registradas que permiten verificar su correcto funcionamiento y trazabilidad durante todo el proceso.</w:t>
+            </w:r>
+            <w:r>
+              <w:rPr>
+                <w:rFonts w:ascii="Calibri" w:hAnsi="Calibri" w:cs="Arial"/>
+                <w:i/>
+                <w:color w:val="000000" w:themeColor="text1"/>
+                <w:sz w:val="16"/>
+                <w:szCs w:val="16"/>
+                <w:lang w:eastAsia="es-CL"/>
+              </w:rPr>
+              <w:t xml:space="preserve"> </w:t>
             </w:r>
           </w:p>
         </w:tc>
@@ -2019,31 +1880,7 @@
                 <w:szCs w:val="16"/>
                 <w:lang w:eastAsia="es-CL"/>
               </w:rPr>
-              <w:t xml:space="preserve">Firebase Hosting, Firestore, VS </w:t>
-            </w:r>
-            <w:proofErr w:type="spellStart"/>
-            <w:r>
-              <w:rPr>
-                <w:rFonts w:ascii="Calibri" w:hAnsi="Calibri" w:cs="Arial"/>
-                <w:i/>
-                <w:color w:val="000000" w:themeColor="text1"/>
-                <w:sz w:val="16"/>
-                <w:szCs w:val="16"/>
-                <w:lang w:eastAsia="es-CL"/>
-              </w:rPr>
-              <w:t>Code</w:t>
-            </w:r>
-            <w:proofErr w:type="spellEnd"/>
-            <w:r>
-              <w:rPr>
-                <w:rFonts w:ascii="Calibri" w:hAnsi="Calibri" w:cs="Arial"/>
-                <w:i/>
-                <w:color w:val="000000" w:themeColor="text1"/>
-                <w:sz w:val="16"/>
-                <w:szCs w:val="16"/>
-                <w:lang w:eastAsia="es-CL"/>
-              </w:rPr>
-              <w:t>.</w:t>
+              <w:t>Firebase Hosting, Firestore, VS Code.</w:t>
             </w:r>
           </w:p>
         </w:tc>
@@ -2221,31 +2058,7 @@
                 <w:szCs w:val="16"/>
                 <w:lang w:eastAsia="es-CL"/>
               </w:rPr>
-              <w:t xml:space="preserve">Se ajusta </w:t>
-            </w:r>
-            <w:proofErr w:type="spellStart"/>
-            <w:r>
-              <w:rPr>
-                <w:rFonts w:ascii="Calibri" w:hAnsi="Calibri" w:cs="Arial"/>
-                <w:i/>
-                <w:color w:val="000000" w:themeColor="text1"/>
-                <w:sz w:val="16"/>
-                <w:szCs w:val="16"/>
-                <w:lang w:eastAsia="es-CL"/>
-              </w:rPr>
-              <w:t>stack</w:t>
-            </w:r>
-            <w:proofErr w:type="spellEnd"/>
-            <w:r>
-              <w:rPr>
-                <w:rFonts w:ascii="Calibri" w:hAnsi="Calibri" w:cs="Arial"/>
-                <w:i/>
-                <w:color w:val="000000" w:themeColor="text1"/>
-                <w:sz w:val="16"/>
-                <w:szCs w:val="16"/>
-                <w:lang w:eastAsia="es-CL"/>
-              </w:rPr>
-              <w:t xml:space="preserve"> tecnológico a Firebase.</w:t>
+              <w:t>Se ajusta stack tecnológico a Firebase.</w:t>
             </w:r>
           </w:p>
         </w:tc>
@@ -2308,31 +2121,7 @@
                 <w:szCs w:val="16"/>
                 <w:lang w:eastAsia="es-CL"/>
               </w:rPr>
-              <w:t>Desarrollo módulos base (productos/movimientos/</w:t>
-            </w:r>
-            <w:proofErr w:type="spellStart"/>
-            <w:r>
-              <w:rPr>
-                <w:rFonts w:ascii="Calibri" w:hAnsi="Calibri" w:cs="Arial"/>
-                <w:i/>
-                <w:color w:val="000000" w:themeColor="text1"/>
-                <w:sz w:val="16"/>
-                <w:szCs w:val="16"/>
-                <w:lang w:eastAsia="es-CL"/>
-              </w:rPr>
-              <w:t>login</w:t>
-            </w:r>
-            <w:proofErr w:type="spellEnd"/>
-            <w:r>
-              <w:rPr>
-                <w:rFonts w:ascii="Calibri" w:hAnsi="Calibri" w:cs="Arial"/>
-                <w:i/>
-                <w:color w:val="000000" w:themeColor="text1"/>
-                <w:sz w:val="16"/>
-                <w:szCs w:val="16"/>
-                <w:lang w:eastAsia="es-CL"/>
-              </w:rPr>
-              <w:t>)</w:t>
+              <w:t>Desarrollo módulos base (productos/movimientos/login)</w:t>
             </w:r>
           </w:p>
         </w:tc>
@@ -2361,31 +2150,7 @@
                 <w:szCs w:val="16"/>
                 <w:lang w:eastAsia="es-CL"/>
               </w:rPr>
-              <w:t xml:space="preserve">Firebase </w:t>
-            </w:r>
-            <w:proofErr w:type="spellStart"/>
-            <w:r>
-              <w:rPr>
-                <w:rFonts w:ascii="Calibri" w:hAnsi="Calibri" w:cs="Arial"/>
-                <w:i/>
-                <w:color w:val="000000" w:themeColor="text1"/>
-                <w:sz w:val="16"/>
-                <w:szCs w:val="16"/>
-                <w:lang w:eastAsia="es-CL"/>
-              </w:rPr>
-              <w:t>Auth</w:t>
-            </w:r>
-            <w:proofErr w:type="spellEnd"/>
-            <w:r>
-              <w:rPr>
-                <w:rFonts w:ascii="Calibri" w:hAnsi="Calibri" w:cs="Arial"/>
-                <w:i/>
-                <w:color w:val="000000" w:themeColor="text1"/>
-                <w:sz w:val="16"/>
-                <w:szCs w:val="16"/>
-                <w:lang w:eastAsia="es-CL"/>
-              </w:rPr>
-              <w:t>, librería html5-qrcode.</w:t>
+              <w:t>Firebase Auth, librería html5-qrcode.</w:t>
             </w:r>
           </w:p>
         </w:tc>
@@ -2615,31 +2380,7 @@
                 <w:szCs w:val="16"/>
                 <w:lang w:eastAsia="es-CL"/>
               </w:rPr>
-              <w:t xml:space="preserve">Integración IA ligera (Sra. </w:t>
-            </w:r>
-            <w:proofErr w:type="spellStart"/>
-            <w:r>
-              <w:rPr>
-                <w:rFonts w:ascii="Calibri" w:hAnsi="Calibri" w:cs="Arial"/>
-                <w:i/>
-                <w:color w:val="000000" w:themeColor="text1"/>
-                <w:sz w:val="16"/>
-                <w:szCs w:val="16"/>
-                <w:lang w:eastAsia="es-CL"/>
-              </w:rPr>
-              <w:t>MarIA</w:t>
-            </w:r>
-            <w:proofErr w:type="spellEnd"/>
-            <w:r>
-              <w:rPr>
-                <w:rFonts w:ascii="Calibri" w:hAnsi="Calibri" w:cs="Arial"/>
-                <w:i/>
-                <w:color w:val="000000" w:themeColor="text1"/>
-                <w:sz w:val="16"/>
-                <w:szCs w:val="16"/>
-                <w:lang w:eastAsia="es-CL"/>
-              </w:rPr>
-              <w:t>).</w:t>
+              <w:t>Integración IA ligera (Sra. MarIA).</w:t>
             </w:r>
           </w:p>
         </w:tc>
@@ -2668,31 +2409,7 @@
                 <w:szCs w:val="16"/>
                 <w:lang w:eastAsia="es-CL"/>
               </w:rPr>
-              <w:t xml:space="preserve">Cloud </w:t>
-            </w:r>
-            <w:proofErr w:type="spellStart"/>
-            <w:r>
-              <w:rPr>
-                <w:rFonts w:ascii="Calibri" w:hAnsi="Calibri" w:cs="Arial"/>
-                <w:i/>
-                <w:color w:val="000000" w:themeColor="text1"/>
-                <w:sz w:val="16"/>
-                <w:szCs w:val="16"/>
-                <w:lang w:eastAsia="es-CL"/>
-              </w:rPr>
-              <w:t>Functions</w:t>
-            </w:r>
-            <w:proofErr w:type="spellEnd"/>
-            <w:r>
-              <w:rPr>
-                <w:rFonts w:ascii="Calibri" w:hAnsi="Calibri" w:cs="Arial"/>
-                <w:i/>
-                <w:color w:val="000000" w:themeColor="text1"/>
-                <w:sz w:val="16"/>
-                <w:szCs w:val="16"/>
-                <w:lang w:eastAsia="es-CL"/>
-              </w:rPr>
-              <w:t>, API Google Gemini 2.5 Flash.</w:t>
+              <w:t>Cloud Functions, API Google Gemini 2.5 Flash.</w:t>
             </w:r>
           </w:p>
         </w:tc>
@@ -2985,31 +2702,7 @@
                 <w:szCs w:val="16"/>
                 <w:lang w:eastAsia="es-CL"/>
               </w:rPr>
-              <w:t xml:space="preserve">Firebase Console, </w:t>
-            </w:r>
-            <w:proofErr w:type="spellStart"/>
-            <w:r>
-              <w:rPr>
-                <w:rFonts w:ascii="Calibri" w:hAnsi="Calibri" w:cs="Arial"/>
-                <w:i/>
-                <w:color w:val="000000" w:themeColor="text1"/>
-                <w:sz w:val="16"/>
-                <w:szCs w:val="16"/>
-                <w:lang w:eastAsia="es-CL"/>
-              </w:rPr>
-              <w:t>Postman</w:t>
-            </w:r>
-            <w:proofErr w:type="spellEnd"/>
-            <w:r>
-              <w:rPr>
-                <w:rFonts w:ascii="Calibri" w:hAnsi="Calibri" w:cs="Arial"/>
-                <w:i/>
-                <w:color w:val="000000" w:themeColor="text1"/>
-                <w:sz w:val="16"/>
-                <w:szCs w:val="16"/>
-                <w:lang w:eastAsia="es-CL"/>
-              </w:rPr>
-              <w:t>, Excel, Word.</w:t>
+              <w:t>Firebase Console, Postman, Excel, Word.</w:t>
             </w:r>
           </w:p>
         </w:tc>
@@ -3290,31 +2983,7 @@
                 <w:szCs w:val="16"/>
                 <w:lang w:eastAsia="es-CL"/>
               </w:rPr>
-              <w:t xml:space="preserve">Firebase Console, </w:t>
-            </w:r>
-            <w:proofErr w:type="spellStart"/>
-            <w:r>
-              <w:rPr>
-                <w:rFonts w:ascii="Calibri" w:hAnsi="Calibri" w:cs="Arial"/>
-                <w:i/>
-                <w:color w:val="000000" w:themeColor="text1"/>
-                <w:sz w:val="16"/>
-                <w:szCs w:val="16"/>
-                <w:lang w:eastAsia="es-CL"/>
-              </w:rPr>
-              <w:t>Postman</w:t>
-            </w:r>
-            <w:proofErr w:type="spellEnd"/>
-            <w:r>
-              <w:rPr>
-                <w:rFonts w:ascii="Calibri" w:hAnsi="Calibri" w:cs="Arial"/>
-                <w:i/>
-                <w:color w:val="000000" w:themeColor="text1"/>
-                <w:sz w:val="16"/>
-                <w:szCs w:val="16"/>
-                <w:lang w:eastAsia="es-CL"/>
-              </w:rPr>
-              <w:t>, Excel, Word.</w:t>
+              <w:t>Firebase Console, Postman, Excel, Word.</w:t>
             </w:r>
           </w:p>
         </w:tc>
@@ -3514,79 +3183,7 @@
                 <w:szCs w:val="16"/>
                 <w:lang w:eastAsia="es-CL"/>
               </w:rPr>
-              <w:t xml:space="preserve">Ajuste de configuración de </w:t>
-            </w:r>
-            <w:proofErr w:type="spellStart"/>
-            <w:r>
-              <w:rPr>
-                <w:rFonts w:ascii="Calibri" w:hAnsi="Calibri" w:cs="Arial"/>
-                <w:i/>
-                <w:color w:val="000000" w:themeColor="text1"/>
-                <w:sz w:val="16"/>
-                <w:szCs w:val="16"/>
-                <w:lang w:eastAsia="es-CL"/>
-              </w:rPr>
-              <w:t>service</w:t>
-            </w:r>
-            <w:proofErr w:type="spellEnd"/>
-            <w:r>
-              <w:rPr>
-                <w:rFonts w:ascii="Calibri" w:hAnsi="Calibri" w:cs="Arial"/>
-                <w:i/>
-                <w:color w:val="000000" w:themeColor="text1"/>
-                <w:sz w:val="16"/>
-                <w:szCs w:val="16"/>
-                <w:lang w:eastAsia="es-CL"/>
-              </w:rPr>
-              <w:t xml:space="preserve"> </w:t>
-            </w:r>
-            <w:proofErr w:type="spellStart"/>
-            <w:r>
-              <w:rPr>
-                <w:rFonts w:ascii="Calibri" w:hAnsi="Calibri" w:cs="Arial"/>
-                <w:i/>
-                <w:color w:val="000000" w:themeColor="text1"/>
-                <w:sz w:val="16"/>
-                <w:szCs w:val="16"/>
-                <w:lang w:eastAsia="es-CL"/>
-              </w:rPr>
-              <w:t>workers</w:t>
-            </w:r>
-            <w:proofErr w:type="spellEnd"/>
-            <w:r>
-              <w:rPr>
-                <w:rFonts w:ascii="Calibri" w:hAnsi="Calibri" w:cs="Arial"/>
-                <w:i/>
-                <w:color w:val="000000" w:themeColor="text1"/>
-                <w:sz w:val="16"/>
-                <w:szCs w:val="16"/>
-                <w:lang w:eastAsia="es-CL"/>
-              </w:rPr>
-              <w:t xml:space="preserve"> y optimización del consumo de datos en el </w:t>
-            </w:r>
-            <w:proofErr w:type="spellStart"/>
-            <w:r>
-              <w:rPr>
-                <w:rFonts w:ascii="Calibri" w:hAnsi="Calibri" w:cs="Arial"/>
-                <w:i/>
-                <w:color w:val="000000" w:themeColor="text1"/>
-                <w:sz w:val="16"/>
-                <w:szCs w:val="16"/>
-                <w:lang w:eastAsia="es-CL"/>
-              </w:rPr>
-              <w:t>frontend</w:t>
-            </w:r>
-            <w:proofErr w:type="spellEnd"/>
-            <w:r>
-              <w:rPr>
-                <w:rFonts w:ascii="Calibri" w:hAnsi="Calibri" w:cs="Arial"/>
-                <w:i/>
-                <w:color w:val="000000" w:themeColor="text1"/>
-                <w:sz w:val="16"/>
-                <w:szCs w:val="16"/>
-                <w:lang w:eastAsia="es-CL"/>
-              </w:rPr>
-              <w:t>.</w:t>
+              <w:t>Ajuste de configuración de service workers y optimización del consumo de datos en el frontend.</w:t>
             </w:r>
           </w:p>
         </w:tc>
@@ -3678,55 +3275,7 @@
                 <w:szCs w:val="16"/>
                 <w:lang w:eastAsia="es-CL"/>
               </w:rPr>
-              <w:t xml:space="preserve">GitHub, </w:t>
-            </w:r>
-            <w:proofErr w:type="spellStart"/>
-            <w:r>
-              <w:rPr>
-                <w:rFonts w:ascii="Calibri" w:hAnsi="Calibri" w:cs="Arial"/>
-                <w:i/>
-                <w:color w:val="000000" w:themeColor="text1"/>
-                <w:sz w:val="16"/>
-                <w:szCs w:val="16"/>
-                <w:lang w:eastAsia="es-CL"/>
-              </w:rPr>
-              <w:t>Markdown</w:t>
-            </w:r>
-            <w:proofErr w:type="spellEnd"/>
-            <w:r>
-              <w:rPr>
-                <w:rFonts w:ascii="Calibri" w:hAnsi="Calibri" w:cs="Arial"/>
-                <w:i/>
-                <w:color w:val="000000" w:themeColor="text1"/>
-                <w:sz w:val="16"/>
-                <w:szCs w:val="16"/>
-                <w:lang w:eastAsia="es-CL"/>
-              </w:rPr>
-              <w:t xml:space="preserve">, Google </w:t>
-            </w:r>
-            <w:proofErr w:type="spellStart"/>
-            <w:r>
-              <w:rPr>
-                <w:rFonts w:ascii="Calibri" w:hAnsi="Calibri" w:cs="Arial"/>
-                <w:i/>
-                <w:color w:val="000000" w:themeColor="text1"/>
-                <w:sz w:val="16"/>
-                <w:szCs w:val="16"/>
-                <w:lang w:eastAsia="es-CL"/>
-              </w:rPr>
-              <w:t>Docs</w:t>
-            </w:r>
-            <w:proofErr w:type="spellEnd"/>
-            <w:r>
-              <w:rPr>
-                <w:rFonts w:ascii="Calibri" w:hAnsi="Calibri" w:cs="Arial"/>
-                <w:i/>
-                <w:color w:val="000000" w:themeColor="text1"/>
-                <w:sz w:val="16"/>
-                <w:szCs w:val="16"/>
-                <w:lang w:eastAsia="es-CL"/>
-              </w:rPr>
-              <w:t>, Capturas de pantalla, Dataset de prueba.</w:t>
+              <w:t>GitHub, Markdown, Google Docs, Capturas de pantalla, Dataset de prueba.</w:t>
             </w:r>
           </w:p>
         </w:tc>
@@ -4522,31 +4071,7 @@
                 <w:szCs w:val="16"/>
                 <w:lang w:eastAsia="es-CL"/>
               </w:rPr>
-              <w:t xml:space="preserve">No se eliminaron actividades del plan original, pero sí se realizaron ajustes metodológicos y técnicos. Se reemplazó el </w:t>
-            </w:r>
-            <w:proofErr w:type="spellStart"/>
-            <w:r>
-              <w:rPr>
-                <w:rFonts w:ascii="Calibri" w:hAnsi="Calibri" w:cs="Arial"/>
-                <w:i/>
-                <w:color w:val="000000" w:themeColor="text1"/>
-                <w:sz w:val="16"/>
-                <w:szCs w:val="16"/>
-                <w:lang w:eastAsia="es-CL"/>
-              </w:rPr>
-              <w:t>stack</w:t>
-            </w:r>
-            <w:proofErr w:type="spellEnd"/>
-            <w:r>
-              <w:rPr>
-                <w:rFonts w:ascii="Calibri" w:hAnsi="Calibri" w:cs="Arial"/>
-                <w:i/>
-                <w:color w:val="000000" w:themeColor="text1"/>
-                <w:sz w:val="16"/>
-                <w:szCs w:val="16"/>
-                <w:lang w:eastAsia="es-CL"/>
-              </w:rPr>
-              <w:t xml:space="preserve"> inicial (Node.js + PostgreSQL) por Firebase, manteniendo los mismos objetivos y funcionalidades. Este cambio permitió concentrar los esfuerzos en la integración de IA ligera y la experiencia del usuario, logrando mayor alcance dentro del mismo tiempo disponible.</w:t>
+              <w:t>No se eliminaron actividades del plan original, pero sí se realizaron ajustes metodológicos y técnicos. Se reemplazó el stack inicial (Node.js + PostgreSQL) por Firebase, manteniendo los mismos objetivos y funcionalidades. Este cambio permitió concentrar los esfuerzos en la integración de IA ligera y la experiencia del usuario, logrando mayor alcance dentro del mismo tiempo disponible.</w:t>
             </w:r>
           </w:p>
           <w:p>
@@ -4709,31 +4234,7 @@
                 <w:szCs w:val="16"/>
                 <w:lang w:eastAsia="es-CL"/>
               </w:rPr>
-              <w:t xml:space="preserve">El proyecto no presenta retrasos significativos, aunque la optimización de la PWA y pruebas finales de rendimiento se postergaron una semana respecto al plan original, debido a la priorización de la integración de la IA “Sra. </w:t>
-            </w:r>
-            <w:proofErr w:type="spellStart"/>
-            <w:r>
-              <w:rPr>
-                <w:rFonts w:ascii="Calibri" w:hAnsi="Calibri" w:cs="Arial"/>
-                <w:i/>
-                <w:color w:val="000000" w:themeColor="text1"/>
-                <w:sz w:val="16"/>
-                <w:szCs w:val="16"/>
-                <w:lang w:eastAsia="es-CL"/>
-              </w:rPr>
-              <w:t>MarIA</w:t>
-            </w:r>
-            <w:proofErr w:type="spellEnd"/>
-            <w:r>
-              <w:rPr>
-                <w:rFonts w:ascii="Calibri" w:hAnsi="Calibri" w:cs="Arial"/>
-                <w:i/>
-                <w:color w:val="000000" w:themeColor="text1"/>
-                <w:sz w:val="16"/>
-                <w:szCs w:val="16"/>
-                <w:lang w:eastAsia="es-CL"/>
-              </w:rPr>
-              <w:t>”. Esta desviación fue abordada reordenando tareas y extendiendo el periodo de validación sin afectar la entrega final.</w:t>
+              <w:t>El proyecto no presenta retrasos significativos, aunque la optimización de la PWA y pruebas finales de rendimiento se postergaron una semana respecto al plan original, debido a la priorización de la integración de la IA “Sra. MarIA”. Esta desviación fue abordada reordenando tareas y extendiendo el periodo de validación sin afectar la entrega final.</w:t>
             </w:r>
           </w:p>
           <w:p>
@@ -4812,32 +4313,18 @@
             <w:vAlign w:val="center"/>
           </w:tcPr>
           <w:p>
-            <w:pPr>
+            <w:r>
               <w:rPr>
                 <w:b/>
                 <w:color w:val="1F3864" w:themeColor="accent1" w:themeShade="80"/>
                 <w:sz w:val="28"/>
                 <w:szCs w:val="28"/>
               </w:rPr>
-            </w:pPr>
-            <w:r>
-              <w:rPr>
-                <w:b/>
-                <w:color w:val="1F3864" w:themeColor="accent1" w:themeShade="80"/>
-                <w:sz w:val="28"/>
-                <w:szCs w:val="28"/>
-              </w:rPr>
               <w:lastRenderedPageBreak/>
-              <w:t>4</w:t>
-            </w:r>
-            <w:r>
-              <w:rPr>
-                <w:b/>
-                <w:color w:val="1F3864" w:themeColor="accent1" w:themeShade="80"/>
-                <w:sz w:val="28"/>
-                <w:szCs w:val="28"/>
-              </w:rPr>
-              <w:t xml:space="preserve">. Carta Gantt </w:t>
+              <w:t>4. Carta Gantt</w:t>
+            </w:r>
+            <w:r>
+              <w:t xml:space="preserve"> </w:t>
             </w:r>
           </w:p>
         </w:tc>
@@ -4973,25 +4460,7 @@
                 <w:color w:val="000000"/>
                 <w:lang w:eastAsia="es-CL"/>
               </w:rPr>
-              <w:t xml:space="preserve">Semana </w:t>
-            </w:r>
-            <w:proofErr w:type="gramStart"/>
-            <w:r>
-              <w:rPr>
-                <w:rFonts w:ascii="Calibri" w:eastAsia="Times New Roman" w:hAnsi="Calibri" w:cs="Calibri"/>
-                <w:color w:val="000000"/>
-                <w:lang w:eastAsia="es-CL"/>
-              </w:rPr>
-              <w:t>1  (</w:t>
-            </w:r>
-            <w:proofErr w:type="gramEnd"/>
-            <w:r>
-              <w:rPr>
-                <w:rFonts w:ascii="Calibri" w:eastAsia="Times New Roman" w:hAnsi="Calibri" w:cs="Calibri"/>
-                <w:color w:val="000000"/>
-                <w:lang w:eastAsia="es-CL"/>
-              </w:rPr>
-              <w:t>11 de agosto) a semana 15 (17 de noviembre)</w:t>
+              <w:t>Semana 1  (11 de agosto) a semana 15 (17 de noviembre)</w:t>
             </w:r>
           </w:p>
         </w:tc>
@@ -7221,25 +6690,7 @@
                 <w:color w:val="000000"/>
                 <w:lang w:eastAsia="es-CL"/>
               </w:rPr>
-              <w:t>Desarrollo módulos base (productos/movimientos/</w:t>
-            </w:r>
-            <w:proofErr w:type="spellStart"/>
-            <w:r>
-              <w:rPr>
-                <w:rFonts w:ascii="Calibri" w:eastAsia="Times New Roman" w:hAnsi="Calibri" w:cs="Calibri"/>
-                <w:color w:val="000000"/>
-                <w:lang w:eastAsia="es-CL"/>
-              </w:rPr>
-              <w:t>login</w:t>
-            </w:r>
-            <w:proofErr w:type="spellEnd"/>
-            <w:r>
-              <w:rPr>
-                <w:rFonts w:ascii="Calibri" w:eastAsia="Times New Roman" w:hAnsi="Calibri" w:cs="Calibri"/>
-                <w:color w:val="000000"/>
-                <w:lang w:eastAsia="es-CL"/>
-              </w:rPr>
-              <w:t>)</w:t>
+              <w:t>Desarrollo módulos base (productos/movimientos/login)</w:t>
             </w:r>
           </w:p>
         </w:tc>
@@ -8827,43 +8278,7 @@
                 <w:color w:val="000000"/>
                 <w:lang w:eastAsia="es-CL"/>
               </w:rPr>
-              <w:t>Integración IA ligera (</w:t>
-            </w:r>
-            <w:proofErr w:type="spellStart"/>
-            <w:r>
-              <w:rPr>
-                <w:rFonts w:ascii="Calibri" w:eastAsia="Times New Roman" w:hAnsi="Calibri" w:cs="Calibri"/>
-                <w:color w:val="000000"/>
-                <w:lang w:eastAsia="es-CL"/>
-              </w:rPr>
-              <w:t>Sra</w:t>
-            </w:r>
-            <w:proofErr w:type="spellEnd"/>
-            <w:r>
-              <w:rPr>
-                <w:rFonts w:ascii="Calibri" w:eastAsia="Times New Roman" w:hAnsi="Calibri" w:cs="Calibri"/>
-                <w:color w:val="000000"/>
-                <w:lang w:eastAsia="es-CL"/>
-              </w:rPr>
-              <w:t xml:space="preserve"> </w:t>
-            </w:r>
-            <w:proofErr w:type="spellStart"/>
-            <w:r>
-              <w:rPr>
-                <w:rFonts w:ascii="Calibri" w:eastAsia="Times New Roman" w:hAnsi="Calibri" w:cs="Calibri"/>
-                <w:color w:val="000000"/>
-                <w:lang w:eastAsia="es-CL"/>
-              </w:rPr>
-              <w:t>MarIA</w:t>
-            </w:r>
-            <w:proofErr w:type="spellEnd"/>
-            <w:r>
-              <w:rPr>
-                <w:rFonts w:ascii="Calibri" w:eastAsia="Times New Roman" w:hAnsi="Calibri" w:cs="Calibri"/>
-                <w:color w:val="000000"/>
-                <w:lang w:eastAsia="es-CL"/>
-              </w:rPr>
-              <w:t>)</w:t>
+              <w:t>Integración IA ligera (Sra MarIA)</w:t>
             </w:r>
           </w:p>
         </w:tc>
@@ -12941,8 +12356,298 @@
         </w:rPr>
       </w:pPr>
     </w:p>
+    <w:p>
+      <w:pPr>
+        <w:spacing w:after="0" w:line="240" w:lineRule="auto"/>
+        <w:rPr>
+          <w:lang w:val="es-ES"/>
+        </w:rPr>
+      </w:pPr>
+      <w:r>
+        <w:rPr>
+          <w:lang w:val="es-ES"/>
+        </w:rPr>
+        <w:br w:type="page"/>
+      </w:r>
+    </w:p>
+    <w:tbl>
+      <w:tblPr>
+        <w:tblStyle w:val="Tablaconcuadrcula"/>
+        <w:tblW w:w="9640" w:type="dxa"/>
+        <w:tblInd w:w="-714" w:type="dxa"/>
+        <w:tblBorders>
+          <w:top w:val="single" w:sz="4" w:space="0" w:color="BFBFBF" w:themeColor="background1" w:themeShade="BF"/>
+          <w:left w:val="single" w:sz="4" w:space="0" w:color="BFBFBF" w:themeColor="background1" w:themeShade="BF"/>
+          <w:bottom w:val="single" w:sz="4" w:space="0" w:color="BFBFBF" w:themeColor="background1" w:themeShade="BF"/>
+          <w:right w:val="single" w:sz="4" w:space="0" w:color="BFBFBF" w:themeColor="background1" w:themeShade="BF"/>
+          <w:insideH w:val="single" w:sz="4" w:space="0" w:color="BFBFBF" w:themeColor="background1" w:themeShade="BF"/>
+          <w:insideV w:val="single" w:sz="4" w:space="0" w:color="BFBFBF" w:themeColor="background1" w:themeShade="BF"/>
+        </w:tblBorders>
+        <w:tblLook w:val="04A0" w:firstRow="1" w:lastRow="0" w:firstColumn="1" w:lastColumn="0" w:noHBand="0" w:noVBand="1"/>
+      </w:tblPr>
+      <w:tblGrid>
+        <w:gridCol w:w="9640"/>
+      </w:tblGrid>
+      <w:tr>
+        <w:trPr>
+          <w:trHeight w:val="440"/>
+        </w:trPr>
+        <w:tc>
+          <w:tcPr>
+            <w:tcW w:w="9640" w:type="dxa"/>
+            <w:vAlign w:val="center"/>
+          </w:tcPr>
+          <w:p>
+            <w:r>
+              <w:rPr>
+                <w:b/>
+                <w:color w:val="1F3864" w:themeColor="accent1" w:themeShade="80"/>
+                <w:sz w:val="28"/>
+                <w:szCs w:val="28"/>
+              </w:rPr>
+              <w:lastRenderedPageBreak/>
+              <w:t>5</w:t>
+            </w:r>
+            <w:r>
+              <w:rPr>
+                <w:b/>
+                <w:color w:val="1F3864" w:themeColor="accent1" w:themeShade="80"/>
+                <w:sz w:val="28"/>
+                <w:szCs w:val="28"/>
+              </w:rPr>
+              <w:t xml:space="preserve">. </w:t>
+            </w:r>
+            <w:r>
+              <w:rPr>
+                <w:b/>
+                <w:color w:val="1F3864" w:themeColor="accent1" w:themeShade="80"/>
+                <w:sz w:val="28"/>
+                <w:szCs w:val="28"/>
+              </w:rPr>
+              <w:t>Anexos</w:t>
+            </w:r>
+            <w:r>
+              <w:t xml:space="preserve"> </w:t>
+            </w:r>
+          </w:p>
+        </w:tc>
+      </w:tr>
+      <w:tr>
+        <w:trPr>
+          <w:trHeight w:val="440"/>
+        </w:trPr>
+        <w:tc>
+          <w:tcPr>
+            <w:tcW w:w="9640" w:type="dxa"/>
+            <w:shd w:val="clear" w:color="auto" w:fill="D9E2F3" w:themeFill="accent1" w:themeFillTint="33"/>
+            <w:vAlign w:val="center"/>
+          </w:tcPr>
+          <w:p>
+            <w:pPr>
+              <w:pStyle w:val="Piedepgina"/>
+              <w:jc w:val="both"/>
+              <w:rPr>
+                <w:rFonts w:ascii="Calibri" w:hAnsi="Calibri"/>
+                <w:color w:val="1F3864" w:themeColor="accent1" w:themeShade="80"/>
+              </w:rPr>
+            </w:pPr>
+            <w:r>
+              <w:rPr>
+                <w:rFonts w:ascii="Calibri" w:hAnsi="Calibri"/>
+                <w:color w:val="1F3864" w:themeColor="accent1" w:themeShade="80"/>
+              </w:rPr>
+              <w:t>Archivos adicionales solicitados que complementan la documentación actual.</w:t>
+            </w:r>
+          </w:p>
+        </w:tc>
+      </w:tr>
+    </w:tbl>
+    <w:p>
+      <w:pPr>
+        <w:rPr>
+          <w:lang w:val="es-ES"/>
+        </w:rPr>
+      </w:pPr>
+    </w:p>
+    <w:p>
+      <w:pPr>
+        <w:rPr>
+          <w:lang w:val="es-ES"/>
+        </w:rPr>
+      </w:pPr>
+      <w:r>
+        <w:rPr>
+          <w:lang w:val="es-ES"/>
+        </w:rPr>
+        <w:t xml:space="preserve">1: Figma con mockup preliminar del proyecto: </w:t>
+      </w:r>
+      <w:hyperlink r:id="rId10" w:history="1">
+        <w:r>
+          <w:rPr>
+            <w:rStyle w:val="Hipervnculo"/>
+            <w:lang w:val="es-ES"/>
+          </w:rPr>
+          <w:t>https://wonder-basic-31385093.figma.site/</w:t>
+        </w:r>
+      </w:hyperlink>
+    </w:p>
+    <w:p>
+      <w:pPr>
+        <w:rPr>
+          <w:lang w:val="es-ES"/>
+        </w:rPr>
+      </w:pPr>
+    </w:p>
+    <w:p>
+      <w:pPr>
+        <w:rPr>
+          <w:lang w:val="es-ES"/>
+        </w:rPr>
+      </w:pPr>
+      <w:r>
+        <w:rPr>
+          <w:lang w:val="es-ES"/>
+        </w:rPr>
+        <w:t>2: Documentación de levantamiento y evidencias de requerimientos:</w:t>
+      </w:r>
+    </w:p>
+    <w:bookmarkStart w:id="0" w:name="_MON_1824436971"/>
+    <w:bookmarkEnd w:id="0"/>
+    <w:p>
+      <w:pPr>
+        <w:rPr>
+          <w:lang w:val="es-ES"/>
+        </w:rPr>
+      </w:pPr>
+      <w:r>
+        <w:rPr>
+          <w:lang w:val="es-ES"/>
+        </w:rPr>
+        <w:object w:dxaOrig="1516" w:dyaOrig="989" w14:anchorId="36E192A2">
+          <v:shapetype id="_x0000_t75" coordsize="21600,21600" o:spt="75" o:preferrelative="t" path="m@4@5l@4@11@9@11@9@5xe" filled="f" stroked="f">
+            <v:stroke joinstyle="miter"/>
+            <v:formulas>
+              <v:f eqn="if lineDrawn pixelLineWidth 0"/>
+              <v:f eqn="sum @0 1 0"/>
+              <v:f eqn="sum 0 0 @1"/>
+              <v:f eqn="prod @2 1 2"/>
+              <v:f eqn="prod @3 21600 pixelWidth"/>
+              <v:f eqn="prod @3 21600 pixelHeight"/>
+              <v:f eqn="sum @0 0 1"/>
+              <v:f eqn="prod @6 1 2"/>
+              <v:f eqn="prod @7 21600 pixelWidth"/>
+              <v:f eqn="sum @8 21600 0"/>
+              <v:f eqn="prod @7 21600 pixelHeight"/>
+              <v:f eqn="sum @10 21600 0"/>
+            </v:formulas>
+            <v:path o:extrusionok="f" gradientshapeok="t" o:connecttype="rect"/>
+            <o:lock v:ext="edit" aspectratio="t"/>
+          </v:shapetype>
+          <v:shape id="_x0000_i1025" type="#_x0000_t75" style="width:75.75pt;height:49.5pt" o:ole="">
+            <v:imagedata r:id="rId11" o:title=""/>
+          </v:shape>
+          <o:OLEObject Type="Embed" ProgID="Word.Document.12" ShapeID="_x0000_i1025" DrawAspect="Icon" ObjectID="_1824843732" r:id="rId12">
+            <o:FieldCodes>\s</o:FieldCodes>
+          </o:OLEObject>
+        </w:object>
+      </w:r>
+    </w:p>
+    <w:p>
+      <w:pPr>
+        <w:rPr>
+          <w:lang w:val="es-ES"/>
+        </w:rPr>
+      </w:pPr>
+      <w:r>
+        <w:rPr>
+          <w:lang w:val="es-ES"/>
+        </w:rPr>
+        <w:t xml:space="preserve">3: </w:t>
+      </w:r>
+      <w:r>
+        <w:rPr>
+          <w:lang w:val="es-ES"/>
+        </w:rPr>
+        <w:t>Documento de Tecnologías y Herramientas Utilizadas en el Proyecto</w:t>
+      </w:r>
+      <w:r>
+        <w:rPr>
+          <w:lang w:val="es-ES"/>
+        </w:rPr>
+        <w:t>:</w:t>
+      </w:r>
+    </w:p>
+    <w:bookmarkStart w:id="1" w:name="_MON_1824436945"/>
+    <w:bookmarkEnd w:id="1"/>
+    <w:p>
+      <w:pPr>
+        <w:rPr>
+          <w:lang w:val="es-ES"/>
+        </w:rPr>
+      </w:pPr>
+      <w:r>
+        <w:rPr>
+          <w:lang w:val="es-ES"/>
+        </w:rPr>
+        <w:object w:dxaOrig="1516" w:dyaOrig="989" w14:anchorId="6F558C43">
+          <v:shape id="_x0000_i1026" type="#_x0000_t75" style="width:75.75pt;height:49.5pt" o:ole="">
+            <v:imagedata r:id="rId13" o:title=""/>
+          </v:shape>
+          <o:OLEObject Type="Embed" ProgID="Word.Document.12" ShapeID="_x0000_i1026" DrawAspect="Icon" ObjectID="_1824843733" r:id="rId14">
+            <o:FieldCodes>\s</o:FieldCodes>
+          </o:OLEObject>
+        </w:object>
+      </w:r>
+    </w:p>
+    <w:p>
+      <w:pPr>
+        <w:rPr>
+          <w:lang w:val="es-ES"/>
+        </w:rPr>
+      </w:pPr>
+      <w:r>
+        <w:rPr>
+          <w:lang w:val="es-ES"/>
+        </w:rPr>
+        <w:t xml:space="preserve">4: </w:t>
+      </w:r>
+      <w:r>
+        <w:rPr>
+          <w:lang w:val="es-ES"/>
+        </w:rPr>
+        <w:t>Matriz RACI</w:t>
+      </w:r>
+      <w:r>
+        <w:rPr>
+          <w:lang w:val="es-ES"/>
+        </w:rPr>
+        <w:t>:</w:t>
+      </w:r>
+    </w:p>
+    <w:bookmarkStart w:id="2" w:name="_MON_1824436917"/>
+    <w:bookmarkEnd w:id="2"/>
+    <w:p>
+      <w:pPr>
+        <w:rPr>
+          <w:lang w:val="es-ES"/>
+        </w:rPr>
+      </w:pPr>
+      <w:r>
+        <w:rPr>
+          <w:lang w:val="es-ES"/>
+        </w:rPr>
+        <w:object w:dxaOrig="1516" w:dyaOrig="989" w14:anchorId="3FCB60B8">
+          <v:shape id="_x0000_i1027" type="#_x0000_t75" style="width:75.75pt;height:49.5pt" o:ole="">
+            <v:imagedata r:id="rId15" o:title=""/>
+          </v:shape>
+          <o:OLEObject Type="Embed" ProgID="Word.Document.12" ShapeID="_x0000_i1027" DrawAspect="Icon" ObjectID="_1824843734" r:id="rId16">
+            <o:FieldCodes>\s</o:FieldCodes>
+          </o:OLEObject>
+        </w:object>
+      </w:r>
+    </w:p>
     <w:sectPr>
-      <w:headerReference w:type="default" r:id="rId10"/>
+      <w:headerReference w:type="default" r:id="rId17"/>
       <w:pgSz w:w="11906" w:h="16838"/>
       <w:pgMar w:top="1417" w:right="1701" w:bottom="1417" w:left="1701" w:header="708" w:footer="708" w:gutter="0"/>
       <w:cols w:space="708"/>
@@ -13288,6 +12993,402 @@
 <file path=word/numbering.xml><?xml version="1.0" encoding="utf-8"?>
 <w:numbering xmlns:wpc="http://schemas.microsoft.com/office/word/2010/wordprocessingCanvas" xmlns:cx="http://schemas.microsoft.com/office/drawing/2014/chartex" xmlns:cx1="http://schemas.microsoft.com/office/drawing/2015/9/8/chartex" xmlns:cx2="http://schemas.microsoft.com/office/drawing/2015/10/21/chartex" xmlns:cx3="http://schemas.microsoft.com/office/drawing/2016/5/9/chartex" xmlns:cx4="http://schemas.microsoft.com/office/drawing/2016/5/10/chartex" xmlns:cx5="http://schemas.microsoft.com/office/drawing/2016/5/11/chartex" xmlns:cx6="http://schemas.microsoft.com/office/drawing/2016/5/12/chartex" xmlns:cx7="http://schemas.microsoft.com/office/drawing/2016/5/13/chartex" xmlns:cx8="http://schemas.microsoft.com/office/drawing/2016/5/14/chartex" xmlns:mc="http://schemas.openxmlformats.org/markup-compatibility/2006" xmlns:aink="http://schemas.microsoft.com/office/drawing/2016/ink" xmlns:am3d="http://schemas.microsoft.com/office/drawing/2017/model3d" xmlns:o="urn:schemas-microsoft-com:office:office" xmlns:oel="http://schemas.microsoft.com/office/2019/extlst" xmlns:r="http://schemas.openxmlformats.org/officeDocument/2006/relationships" xmlns:m="http://schemas.openxmlformats.org/officeDocument/2006/math" xmlns:v="urn:schemas-microsoft-com:vml" xmlns:wp14="http://schemas.microsoft.com/office/word/2010/wordprocessingDrawing" xmlns:wp="http://schemas.openxmlformats.org/drawingml/2006/wordprocessingDrawing" xmlns:w10="urn:schemas-microsoft-com:office:word" xmlns:w="http://schemas.openxmlformats.org/wordprocessingml/2006/main" xmlns:w14="http://schemas.microsoft.com/office/word/2010/wordml" xmlns:w15="http://schemas.microsoft.com/office/word/2012/wordml" xmlns:w16cex="http://schemas.microsoft.com/office/word/2018/wordml/cex" xmlns:w16cid="http://schemas.microsoft.com/office/word/2016/wordml/cid" xmlns:w16="http://schemas.microsoft.com/office/word/2018/wordml" xmlns:w16du="http://schemas.microsoft.com/office/word/2023/wordml/word16du" xmlns:w16sdtdh="http://schemas.microsoft.com/office/word/2020/wordml/sdtdatahash" xmlns:w16sdtfl="http://schemas.microsoft.com/office/word/2024/wordml/sdtformatlock" xmlns:w16se="http://schemas.microsoft.com/office/word/2015/wordml/symex" xmlns:wpg="http://schemas.microsoft.com/office/word/2010/wordprocessingGroup" xmlns:wpi="http://schemas.microsoft.com/office/word/2010/wordprocessingInk" xmlns:wne="http://schemas.microsoft.com/office/word/2006/wordml" xmlns:wps="http://schemas.microsoft.com/office/word/2010/wordprocessingShape" mc:Ignorable="w14 w15 w16se w16cid w16 w16cex w16sdtdh w16sdtfl w16du wp14">
   <w:abstractNum w:abstractNumId="0" w15:restartNumberingAfterBreak="0">
+    <w:nsid w:val="FFFFFF89"/>
+    <w:multiLevelType w:val="singleLevel"/>
+    <w:tmpl w:val="EE72355A"/>
+    <w:lvl w:ilvl="0">
+      <w:start w:val="1"/>
+      <w:numFmt w:val="bullet"/>
+      <w:pStyle w:val="Listaconvietas"/>
+      <w:lvlText w:val=""/>
+      <w:lvlJc w:val="left"/>
+      <w:pPr>
+        <w:tabs>
+          <w:tab w:val="num" w:pos="360"/>
+        </w:tabs>
+        <w:ind w:left="360" w:hanging="360"/>
+      </w:pPr>
+      <w:rPr>
+        <w:rFonts w:ascii="Symbol" w:hAnsi="Symbol" w:hint="default"/>
+      </w:rPr>
+    </w:lvl>
+  </w:abstractNum>
+  <w:abstractNum w:abstractNumId="1" w15:restartNumberingAfterBreak="0">
+    <w:nsid w:val="028D7E7C"/>
+    <w:multiLevelType w:val="multilevel"/>
+    <w:tmpl w:val="73760468"/>
+    <w:lvl w:ilvl="0">
+      <w:start w:val="1"/>
+      <w:numFmt w:val="bullet"/>
+      <w:lvlText w:val=""/>
+      <w:lvlJc w:val="left"/>
+      <w:pPr>
+        <w:tabs>
+          <w:tab w:val="num" w:pos="720"/>
+        </w:tabs>
+        <w:ind w:left="720" w:hanging="360"/>
+      </w:pPr>
+      <w:rPr>
+        <w:rFonts w:ascii="Symbol" w:hAnsi="Symbol" w:hint="default"/>
+        <w:sz w:val="20"/>
+      </w:rPr>
+    </w:lvl>
+    <w:lvl w:ilvl="1" w:tentative="1">
+      <w:start w:val="1"/>
+      <w:numFmt w:val="bullet"/>
+      <w:lvlText w:val="o"/>
+      <w:lvlJc w:val="left"/>
+      <w:pPr>
+        <w:tabs>
+          <w:tab w:val="num" w:pos="1440"/>
+        </w:tabs>
+        <w:ind w:left="1440" w:hanging="360"/>
+      </w:pPr>
+      <w:rPr>
+        <w:rFonts w:ascii="Courier New" w:hAnsi="Courier New" w:hint="default"/>
+        <w:sz w:val="20"/>
+      </w:rPr>
+    </w:lvl>
+    <w:lvl w:ilvl="2" w:tentative="1">
+      <w:start w:val="1"/>
+      <w:numFmt w:val="bullet"/>
+      <w:lvlText w:val=""/>
+      <w:lvlJc w:val="left"/>
+      <w:pPr>
+        <w:tabs>
+          <w:tab w:val="num" w:pos="2160"/>
+        </w:tabs>
+        <w:ind w:left="2160" w:hanging="360"/>
+      </w:pPr>
+      <w:rPr>
+        <w:rFonts w:ascii="Wingdings" w:hAnsi="Wingdings" w:hint="default"/>
+        <w:sz w:val="20"/>
+      </w:rPr>
+    </w:lvl>
+    <w:lvl w:ilvl="3" w:tentative="1">
+      <w:start w:val="1"/>
+      <w:numFmt w:val="bullet"/>
+      <w:lvlText w:val=""/>
+      <w:lvlJc w:val="left"/>
+      <w:pPr>
+        <w:tabs>
+          <w:tab w:val="num" w:pos="2880"/>
+        </w:tabs>
+        <w:ind w:left="2880" w:hanging="360"/>
+      </w:pPr>
+      <w:rPr>
+        <w:rFonts w:ascii="Wingdings" w:hAnsi="Wingdings" w:hint="default"/>
+        <w:sz w:val="20"/>
+      </w:rPr>
+    </w:lvl>
+    <w:lvl w:ilvl="4" w:tentative="1">
+      <w:start w:val="1"/>
+      <w:numFmt w:val="bullet"/>
+      <w:lvlText w:val=""/>
+      <w:lvlJc w:val="left"/>
+      <w:pPr>
+        <w:tabs>
+          <w:tab w:val="num" w:pos="3600"/>
+        </w:tabs>
+        <w:ind w:left="3600" w:hanging="360"/>
+      </w:pPr>
+      <w:rPr>
+        <w:rFonts w:ascii="Wingdings" w:hAnsi="Wingdings" w:hint="default"/>
+        <w:sz w:val="20"/>
+      </w:rPr>
+    </w:lvl>
+    <w:lvl w:ilvl="5" w:tentative="1">
+      <w:start w:val="1"/>
+      <w:numFmt w:val="bullet"/>
+      <w:lvlText w:val=""/>
+      <w:lvlJc w:val="left"/>
+      <w:pPr>
+        <w:tabs>
+          <w:tab w:val="num" w:pos="4320"/>
+        </w:tabs>
+        <w:ind w:left="4320" w:hanging="360"/>
+      </w:pPr>
+      <w:rPr>
+        <w:rFonts w:ascii="Wingdings" w:hAnsi="Wingdings" w:hint="default"/>
+        <w:sz w:val="20"/>
+      </w:rPr>
+    </w:lvl>
+    <w:lvl w:ilvl="6" w:tentative="1">
+      <w:start w:val="1"/>
+      <w:numFmt w:val="bullet"/>
+      <w:lvlText w:val=""/>
+      <w:lvlJc w:val="left"/>
+      <w:pPr>
+        <w:tabs>
+          <w:tab w:val="num" w:pos="5040"/>
+        </w:tabs>
+        <w:ind w:left="5040" w:hanging="360"/>
+      </w:pPr>
+      <w:rPr>
+        <w:rFonts w:ascii="Wingdings" w:hAnsi="Wingdings" w:hint="default"/>
+        <w:sz w:val="20"/>
+      </w:rPr>
+    </w:lvl>
+    <w:lvl w:ilvl="7" w:tentative="1">
+      <w:start w:val="1"/>
+      <w:numFmt w:val="bullet"/>
+      <w:lvlText w:val=""/>
+      <w:lvlJc w:val="left"/>
+      <w:pPr>
+        <w:tabs>
+          <w:tab w:val="num" w:pos="5760"/>
+        </w:tabs>
+        <w:ind w:left="5760" w:hanging="360"/>
+      </w:pPr>
+      <w:rPr>
+        <w:rFonts w:ascii="Wingdings" w:hAnsi="Wingdings" w:hint="default"/>
+        <w:sz w:val="20"/>
+      </w:rPr>
+    </w:lvl>
+    <w:lvl w:ilvl="8" w:tentative="1">
+      <w:start w:val="1"/>
+      <w:numFmt w:val="bullet"/>
+      <w:lvlText w:val=""/>
+      <w:lvlJc w:val="left"/>
+      <w:pPr>
+        <w:tabs>
+          <w:tab w:val="num" w:pos="6480"/>
+        </w:tabs>
+        <w:ind w:left="6480" w:hanging="360"/>
+      </w:pPr>
+      <w:rPr>
+        <w:rFonts w:ascii="Wingdings" w:hAnsi="Wingdings" w:hint="default"/>
+        <w:sz w:val="20"/>
+      </w:rPr>
+    </w:lvl>
+  </w:abstractNum>
+  <w:abstractNum w:abstractNumId="2" w15:restartNumberingAfterBreak="0">
+    <w:nsid w:val="15034DFE"/>
+    <w:multiLevelType w:val="hybridMultilevel"/>
+    <w:tmpl w:val="D9703402"/>
+    <w:lvl w:ilvl="0" w:tplc="340A0001">
+      <w:start w:val="1"/>
+      <w:numFmt w:val="bullet"/>
+      <w:lvlText w:val=""/>
+      <w:lvlJc w:val="left"/>
+      <w:pPr>
+        <w:ind w:left="720" w:hanging="360"/>
+      </w:pPr>
+      <w:rPr>
+        <w:rFonts w:ascii="Symbol" w:hAnsi="Symbol" w:hint="default"/>
+      </w:rPr>
+    </w:lvl>
+    <w:lvl w:ilvl="1" w:tplc="340A0003" w:tentative="1">
+      <w:start w:val="1"/>
+      <w:numFmt w:val="bullet"/>
+      <w:lvlText w:val="o"/>
+      <w:lvlJc w:val="left"/>
+      <w:pPr>
+        <w:ind w:left="1440" w:hanging="360"/>
+      </w:pPr>
+      <w:rPr>
+        <w:rFonts w:ascii="Courier New" w:hAnsi="Courier New" w:cs="Courier New" w:hint="default"/>
+      </w:rPr>
+    </w:lvl>
+    <w:lvl w:ilvl="2" w:tplc="340A0005" w:tentative="1">
+      <w:start w:val="1"/>
+      <w:numFmt w:val="bullet"/>
+      <w:lvlText w:val=""/>
+      <w:lvlJc w:val="left"/>
+      <w:pPr>
+        <w:ind w:left="2160" w:hanging="360"/>
+      </w:pPr>
+      <w:rPr>
+        <w:rFonts w:ascii="Wingdings" w:hAnsi="Wingdings" w:hint="default"/>
+      </w:rPr>
+    </w:lvl>
+    <w:lvl w:ilvl="3" w:tplc="340A0001" w:tentative="1">
+      <w:start w:val="1"/>
+      <w:numFmt w:val="bullet"/>
+      <w:lvlText w:val=""/>
+      <w:lvlJc w:val="left"/>
+      <w:pPr>
+        <w:ind w:left="2880" w:hanging="360"/>
+      </w:pPr>
+      <w:rPr>
+        <w:rFonts w:ascii="Symbol" w:hAnsi="Symbol" w:hint="default"/>
+      </w:rPr>
+    </w:lvl>
+    <w:lvl w:ilvl="4" w:tplc="340A0003" w:tentative="1">
+      <w:start w:val="1"/>
+      <w:numFmt w:val="bullet"/>
+      <w:lvlText w:val="o"/>
+      <w:lvlJc w:val="left"/>
+      <w:pPr>
+        <w:ind w:left="3600" w:hanging="360"/>
+      </w:pPr>
+      <w:rPr>
+        <w:rFonts w:ascii="Courier New" w:hAnsi="Courier New" w:cs="Courier New" w:hint="default"/>
+      </w:rPr>
+    </w:lvl>
+    <w:lvl w:ilvl="5" w:tplc="340A0005" w:tentative="1">
+      <w:start w:val="1"/>
+      <w:numFmt w:val="bullet"/>
+      <w:lvlText w:val=""/>
+      <w:lvlJc w:val="left"/>
+      <w:pPr>
+        <w:ind w:left="4320" w:hanging="360"/>
+      </w:pPr>
+      <w:rPr>
+        <w:rFonts w:ascii="Wingdings" w:hAnsi="Wingdings" w:hint="default"/>
+      </w:rPr>
+    </w:lvl>
+    <w:lvl w:ilvl="6" w:tplc="340A0001" w:tentative="1">
+      <w:start w:val="1"/>
+      <w:numFmt w:val="bullet"/>
+      <w:lvlText w:val=""/>
+      <w:lvlJc w:val="left"/>
+      <w:pPr>
+        <w:ind w:left="5040" w:hanging="360"/>
+      </w:pPr>
+      <w:rPr>
+        <w:rFonts w:ascii="Symbol" w:hAnsi="Symbol" w:hint="default"/>
+      </w:rPr>
+    </w:lvl>
+    <w:lvl w:ilvl="7" w:tplc="340A0003" w:tentative="1">
+      <w:start w:val="1"/>
+      <w:numFmt w:val="bullet"/>
+      <w:lvlText w:val="o"/>
+      <w:lvlJc w:val="left"/>
+      <w:pPr>
+        <w:ind w:left="5760" w:hanging="360"/>
+      </w:pPr>
+      <w:rPr>
+        <w:rFonts w:ascii="Courier New" w:hAnsi="Courier New" w:cs="Courier New" w:hint="default"/>
+      </w:rPr>
+    </w:lvl>
+    <w:lvl w:ilvl="8" w:tplc="340A0005" w:tentative="1">
+      <w:start w:val="1"/>
+      <w:numFmt w:val="bullet"/>
+      <w:lvlText w:val=""/>
+      <w:lvlJc w:val="left"/>
+      <w:pPr>
+        <w:ind w:left="6480" w:hanging="360"/>
+      </w:pPr>
+      <w:rPr>
+        <w:rFonts w:ascii="Wingdings" w:hAnsi="Wingdings" w:hint="default"/>
+      </w:rPr>
+    </w:lvl>
+  </w:abstractNum>
+  <w:abstractNum w:abstractNumId="3" w15:restartNumberingAfterBreak="0">
+    <w:nsid w:val="205E6286"/>
+    <w:multiLevelType w:val="hybridMultilevel"/>
+    <w:tmpl w:val="A67ED74A"/>
+    <w:lvl w:ilvl="0" w:tplc="340A0001">
+      <w:start w:val="1"/>
+      <w:numFmt w:val="bullet"/>
+      <w:lvlText w:val=""/>
+      <w:lvlJc w:val="left"/>
+      <w:pPr>
+        <w:ind w:left="720" w:hanging="360"/>
+      </w:pPr>
+      <w:rPr>
+        <w:rFonts w:ascii="Symbol" w:hAnsi="Symbol" w:hint="default"/>
+      </w:rPr>
+    </w:lvl>
+    <w:lvl w:ilvl="1" w:tplc="340A0003" w:tentative="1">
+      <w:start w:val="1"/>
+      <w:numFmt w:val="bullet"/>
+      <w:lvlText w:val="o"/>
+      <w:lvlJc w:val="left"/>
+      <w:pPr>
+        <w:ind w:left="1440" w:hanging="360"/>
+      </w:pPr>
+      <w:rPr>
+        <w:rFonts w:ascii="Courier New" w:hAnsi="Courier New" w:cs="Courier New" w:hint="default"/>
+      </w:rPr>
+    </w:lvl>
+    <w:lvl w:ilvl="2" w:tplc="340A0005" w:tentative="1">
+      <w:start w:val="1"/>
+      <w:numFmt w:val="bullet"/>
+      <w:lvlText w:val=""/>
+      <w:lvlJc w:val="left"/>
+      <w:pPr>
+        <w:ind w:left="2160" w:hanging="360"/>
+      </w:pPr>
+      <w:rPr>
+        <w:rFonts w:ascii="Wingdings" w:hAnsi="Wingdings" w:hint="default"/>
+      </w:rPr>
+    </w:lvl>
+    <w:lvl w:ilvl="3" w:tplc="340A0001" w:tentative="1">
+      <w:start w:val="1"/>
+      <w:numFmt w:val="bullet"/>
+      <w:lvlText w:val=""/>
+      <w:lvlJc w:val="left"/>
+      <w:pPr>
+        <w:ind w:left="2880" w:hanging="360"/>
+      </w:pPr>
+      <w:rPr>
+        <w:rFonts w:ascii="Symbol" w:hAnsi="Symbol" w:hint="default"/>
+      </w:rPr>
+    </w:lvl>
+    <w:lvl w:ilvl="4" w:tplc="340A0003" w:tentative="1">
+      <w:start w:val="1"/>
+      <w:numFmt w:val="bullet"/>
+      <w:lvlText w:val="o"/>
+      <w:lvlJc w:val="left"/>
+      <w:pPr>
+        <w:ind w:left="3600" w:hanging="360"/>
+      </w:pPr>
+      <w:rPr>
+        <w:rFonts w:ascii="Courier New" w:hAnsi="Courier New" w:cs="Courier New" w:hint="default"/>
+      </w:rPr>
+    </w:lvl>
+    <w:lvl w:ilvl="5" w:tplc="340A0005" w:tentative="1">
+      <w:start w:val="1"/>
+      <w:numFmt w:val="bullet"/>
+      <w:lvlText w:val=""/>
+      <w:lvlJc w:val="left"/>
+      <w:pPr>
+        <w:ind w:left="4320" w:hanging="360"/>
+      </w:pPr>
+      <w:rPr>
+        <w:rFonts w:ascii="Wingdings" w:hAnsi="Wingdings" w:hint="default"/>
+      </w:rPr>
+    </w:lvl>
+    <w:lvl w:ilvl="6" w:tplc="340A0001" w:tentative="1">
+      <w:start w:val="1"/>
+      <w:numFmt w:val="bullet"/>
+      <w:lvlText w:val=""/>
+      <w:lvlJc w:val="left"/>
+      <w:pPr>
+        <w:ind w:left="5040" w:hanging="360"/>
+      </w:pPr>
+      <w:rPr>
+        <w:rFonts w:ascii="Symbol" w:hAnsi="Symbol" w:hint="default"/>
+      </w:rPr>
+    </w:lvl>
+    <w:lvl w:ilvl="7" w:tplc="340A0003" w:tentative="1">
+      <w:start w:val="1"/>
+      <w:numFmt w:val="bullet"/>
+      <w:lvlText w:val="o"/>
+      <w:lvlJc w:val="left"/>
+      <w:pPr>
+        <w:ind w:left="5760" w:hanging="360"/>
+      </w:pPr>
+      <w:rPr>
+        <w:rFonts w:ascii="Courier New" w:hAnsi="Courier New" w:cs="Courier New" w:hint="default"/>
+      </w:rPr>
+    </w:lvl>
+    <w:lvl w:ilvl="8" w:tplc="340A0005" w:tentative="1">
+      <w:start w:val="1"/>
+      <w:numFmt w:val="bullet"/>
+      <w:lvlText w:val=""/>
+      <w:lvlJc w:val="left"/>
+      <w:pPr>
+        <w:ind w:left="6480" w:hanging="360"/>
+      </w:pPr>
+      <w:rPr>
+        <w:rFonts w:ascii="Wingdings" w:hAnsi="Wingdings" w:hint="default"/>
+      </w:rPr>
+    </w:lvl>
+  </w:abstractNum>
+  <w:abstractNum w:abstractNumId="4" w15:restartNumberingAfterBreak="0">
     <w:nsid w:val="2FFD4C7F"/>
     <w:multiLevelType w:val="multilevel"/>
     <w:tmpl w:val="CAF0F936"/>
@@ -13408,8 +13509,136 @@
       </w:rPr>
     </w:lvl>
   </w:abstractNum>
+  <w:abstractNum w:abstractNumId="5" w15:restartNumberingAfterBreak="0">
+    <w:nsid w:val="6C2B6DF2"/>
+    <w:multiLevelType w:val="hybridMultilevel"/>
+    <w:tmpl w:val="7702E452"/>
+    <w:lvl w:ilvl="0" w:tplc="340A0001">
+      <w:start w:val="1"/>
+      <w:numFmt w:val="bullet"/>
+      <w:lvlText w:val=""/>
+      <w:lvlJc w:val="left"/>
+      <w:pPr>
+        <w:ind w:left="720" w:hanging="360"/>
+      </w:pPr>
+      <w:rPr>
+        <w:rFonts w:ascii="Symbol" w:hAnsi="Symbol" w:hint="default"/>
+      </w:rPr>
+    </w:lvl>
+    <w:lvl w:ilvl="1" w:tplc="340A0003" w:tentative="1">
+      <w:start w:val="1"/>
+      <w:numFmt w:val="bullet"/>
+      <w:lvlText w:val="o"/>
+      <w:lvlJc w:val="left"/>
+      <w:pPr>
+        <w:ind w:left="1440" w:hanging="360"/>
+      </w:pPr>
+      <w:rPr>
+        <w:rFonts w:ascii="Courier New" w:hAnsi="Courier New" w:cs="Courier New" w:hint="default"/>
+      </w:rPr>
+    </w:lvl>
+    <w:lvl w:ilvl="2" w:tplc="340A0005" w:tentative="1">
+      <w:start w:val="1"/>
+      <w:numFmt w:val="bullet"/>
+      <w:lvlText w:val=""/>
+      <w:lvlJc w:val="left"/>
+      <w:pPr>
+        <w:ind w:left="2160" w:hanging="360"/>
+      </w:pPr>
+      <w:rPr>
+        <w:rFonts w:ascii="Wingdings" w:hAnsi="Wingdings" w:hint="default"/>
+      </w:rPr>
+    </w:lvl>
+    <w:lvl w:ilvl="3" w:tplc="340A0001" w:tentative="1">
+      <w:start w:val="1"/>
+      <w:numFmt w:val="bullet"/>
+      <w:lvlText w:val=""/>
+      <w:lvlJc w:val="left"/>
+      <w:pPr>
+        <w:ind w:left="2880" w:hanging="360"/>
+      </w:pPr>
+      <w:rPr>
+        <w:rFonts w:ascii="Symbol" w:hAnsi="Symbol" w:hint="default"/>
+      </w:rPr>
+    </w:lvl>
+    <w:lvl w:ilvl="4" w:tplc="340A0003" w:tentative="1">
+      <w:start w:val="1"/>
+      <w:numFmt w:val="bullet"/>
+      <w:lvlText w:val="o"/>
+      <w:lvlJc w:val="left"/>
+      <w:pPr>
+        <w:ind w:left="3600" w:hanging="360"/>
+      </w:pPr>
+      <w:rPr>
+        <w:rFonts w:ascii="Courier New" w:hAnsi="Courier New" w:cs="Courier New" w:hint="default"/>
+      </w:rPr>
+    </w:lvl>
+    <w:lvl w:ilvl="5" w:tplc="340A0005" w:tentative="1">
+      <w:start w:val="1"/>
+      <w:numFmt w:val="bullet"/>
+      <w:lvlText w:val=""/>
+      <w:lvlJc w:val="left"/>
+      <w:pPr>
+        <w:ind w:left="4320" w:hanging="360"/>
+      </w:pPr>
+      <w:rPr>
+        <w:rFonts w:ascii="Wingdings" w:hAnsi="Wingdings" w:hint="default"/>
+      </w:rPr>
+    </w:lvl>
+    <w:lvl w:ilvl="6" w:tplc="340A0001" w:tentative="1">
+      <w:start w:val="1"/>
+      <w:numFmt w:val="bullet"/>
+      <w:lvlText w:val=""/>
+      <w:lvlJc w:val="left"/>
+      <w:pPr>
+        <w:ind w:left="5040" w:hanging="360"/>
+      </w:pPr>
+      <w:rPr>
+        <w:rFonts w:ascii="Symbol" w:hAnsi="Symbol" w:hint="default"/>
+      </w:rPr>
+    </w:lvl>
+    <w:lvl w:ilvl="7" w:tplc="340A0003" w:tentative="1">
+      <w:start w:val="1"/>
+      <w:numFmt w:val="bullet"/>
+      <w:lvlText w:val="o"/>
+      <w:lvlJc w:val="left"/>
+      <w:pPr>
+        <w:ind w:left="5760" w:hanging="360"/>
+      </w:pPr>
+      <w:rPr>
+        <w:rFonts w:ascii="Courier New" w:hAnsi="Courier New" w:cs="Courier New" w:hint="default"/>
+      </w:rPr>
+    </w:lvl>
+    <w:lvl w:ilvl="8" w:tplc="340A0005" w:tentative="1">
+      <w:start w:val="1"/>
+      <w:numFmt w:val="bullet"/>
+      <w:lvlText w:val=""/>
+      <w:lvlJc w:val="left"/>
+      <w:pPr>
+        <w:ind w:left="6480" w:hanging="360"/>
+      </w:pPr>
+      <w:rPr>
+        <w:rFonts w:ascii="Wingdings" w:hAnsi="Wingdings" w:hint="default"/>
+      </w:rPr>
+    </w:lvl>
+  </w:abstractNum>
   <w:num w:numId="1" w16cid:durableId="844782049">
+    <w:abstractNumId w:val="4"/>
+  </w:num>
+  <w:num w:numId="2" w16cid:durableId="1182746173">
     <w:abstractNumId w:val="0"/>
+  </w:num>
+  <w:num w:numId="3" w16cid:durableId="2130271787">
+    <w:abstractNumId w:val="5"/>
+  </w:num>
+  <w:num w:numId="4" w16cid:durableId="1722316691">
+    <w:abstractNumId w:val="2"/>
+  </w:num>
+  <w:num w:numId="5" w16cid:durableId="909316390">
+    <w:abstractNumId w:val="1"/>
+  </w:num>
+  <w:num w:numId="6" w16cid:durableId="163980637">
+    <w:abstractNumId w:val="3"/>
   </w:num>
 </w:numbering>
 </file>
@@ -13817,6 +14046,27 @@
       <w:szCs w:val="22"/>
     </w:rPr>
   </w:style>
+  <w:style w:type="paragraph" w:styleId="Ttulo1">
+    <w:name w:val="heading 1"/>
+    <w:basedOn w:val="Normal"/>
+    <w:next w:val="Normal"/>
+    <w:link w:val="Ttulo1Car"/>
+    <w:uiPriority w:val="9"/>
+    <w:qFormat/>
+    <w:rsid w:val="00F528DA"/>
+    <w:pPr>
+      <w:keepNext/>
+      <w:keepLines/>
+      <w:spacing w:before="240" w:after="0"/>
+      <w:outlineLvl w:val="0"/>
+    </w:pPr>
+    <w:rPr>
+      <w:rFonts w:asciiTheme="majorHAnsi" w:eastAsiaTheme="majorEastAsia" w:hAnsiTheme="majorHAnsi" w:cstheme="majorBidi"/>
+      <w:color w:val="2F5496" w:themeColor="accent1" w:themeShade="BF"/>
+      <w:sz w:val="32"/>
+      <w:szCs w:val="32"/>
+    </w:rPr>
+  </w:style>
   <w:style w:type="paragraph" w:styleId="Ttulo3">
     <w:name w:val="heading 3"/>
     <w:basedOn w:val="Normal"/>
@@ -13842,6 +14092,7 @@
   <w:style w:type="character" w:default="1" w:styleId="Fuentedeprrafopredeter">
     <w:name w:val="Default Paragraph Font"/>
     <w:uiPriority w:val="1"/>
+    <w:semiHidden/>
     <w:unhideWhenUsed/>
   </w:style>
   <w:style w:type="table" w:default="1" w:styleId="Tablanormal">
@@ -14104,6 +14355,127 @@
       <w:bCs/>
       <w:sz w:val="20"/>
       <w:szCs w:val="20"/>
+    </w:rPr>
+  </w:style>
+  <w:style w:type="character" w:customStyle="1" w:styleId="Ttulo1Car">
+    <w:name w:val="Título 1 Car"/>
+    <w:basedOn w:val="Fuentedeprrafopredeter"/>
+    <w:link w:val="Ttulo1"/>
+    <w:uiPriority w:val="9"/>
+    <w:rsid w:val="00F528DA"/>
+    <w:rPr>
+      <w:rFonts w:asciiTheme="majorHAnsi" w:eastAsiaTheme="majorEastAsia" w:hAnsiTheme="majorHAnsi" w:cstheme="majorBidi"/>
+      <w:color w:val="2F5496" w:themeColor="accent1" w:themeShade="BF"/>
+      <w:sz w:val="32"/>
+      <w:szCs w:val="32"/>
+    </w:rPr>
+  </w:style>
+  <w:style w:type="character" w:styleId="Hipervnculo">
+    <w:name w:val="Hyperlink"/>
+    <w:basedOn w:val="Fuentedeprrafopredeter"/>
+    <w:uiPriority w:val="99"/>
+    <w:unhideWhenUsed/>
+    <w:rsid w:val="00D810A1"/>
+    <w:rPr>
+      <w:color w:val="0563C1" w:themeColor="hyperlink"/>
+      <w:u w:val="single"/>
+    </w:rPr>
+  </w:style>
+  <w:style w:type="character" w:styleId="Mencinsinresolver">
+    <w:name w:val="Unresolved Mention"/>
+    <w:basedOn w:val="Fuentedeprrafopredeter"/>
+    <w:uiPriority w:val="99"/>
+    <w:semiHidden/>
+    <w:unhideWhenUsed/>
+    <w:rsid w:val="00D810A1"/>
+    <w:rPr>
+      <w:color w:val="605E5C"/>
+      <w:shd w:val="clear" w:color="auto" w:fill="E1DFDD"/>
+    </w:rPr>
+  </w:style>
+  <w:style w:type="paragraph" w:styleId="Prrafodelista">
+    <w:name w:val="List Paragraph"/>
+    <w:basedOn w:val="Normal"/>
+    <w:uiPriority w:val="34"/>
+    <w:qFormat/>
+    <w:rsid w:val="00D810A1"/>
+    <w:pPr>
+      <w:ind w:left="720"/>
+      <w:contextualSpacing/>
+    </w:pPr>
+    <w:rPr>
+      <w:kern w:val="2"/>
+      <w14:ligatures w14:val="standardContextual"/>
+    </w:rPr>
+  </w:style>
+  <w:style w:type="paragraph" w:styleId="TtuloTDC">
+    <w:name w:val="TOC Heading"/>
+    <w:basedOn w:val="Ttulo1"/>
+    <w:next w:val="Normal"/>
+    <w:uiPriority w:val="39"/>
+    <w:unhideWhenUsed/>
+    <w:qFormat/>
+    <w:rsid w:val="00D810A1"/>
+    <w:pPr>
+      <w:outlineLvl w:val="9"/>
+    </w:pPr>
+    <w:rPr>
+      <w:lang w:eastAsia="es-CL"/>
+    </w:rPr>
+  </w:style>
+  <w:style w:type="paragraph" w:styleId="TDC1">
+    <w:name w:val="toc 1"/>
+    <w:basedOn w:val="Normal"/>
+    <w:next w:val="Normal"/>
+    <w:autoRedefine/>
+    <w:uiPriority w:val="39"/>
+    <w:unhideWhenUsed/>
+    <w:rsid w:val="00D810A1"/>
+    <w:pPr>
+      <w:spacing w:after="100"/>
+    </w:pPr>
+    <w:rPr>
+      <w:kern w:val="2"/>
+      <w14:ligatures w14:val="standardContextual"/>
+    </w:rPr>
+  </w:style>
+  <w:style w:type="paragraph" w:styleId="TDC2">
+    <w:name w:val="toc 2"/>
+    <w:basedOn w:val="Normal"/>
+    <w:next w:val="Normal"/>
+    <w:autoRedefine/>
+    <w:uiPriority w:val="39"/>
+    <w:unhideWhenUsed/>
+    <w:rsid w:val="00D810A1"/>
+    <w:pPr>
+      <w:spacing w:after="100"/>
+      <w:ind w:left="220"/>
+    </w:pPr>
+    <w:rPr>
+      <w:kern w:val="2"/>
+      <w14:ligatures w14:val="standardContextual"/>
+    </w:rPr>
+  </w:style>
+  <w:style w:type="paragraph" w:styleId="Listaconvietas">
+    <w:name w:val="List Bullet"/>
+    <w:basedOn w:val="Normal"/>
+    <w:uiPriority w:val="99"/>
+    <w:unhideWhenUsed/>
+    <w:rsid w:val="00D810A1"/>
+    <w:pPr>
+      <w:numPr>
+        <w:numId w:val="2"/>
+      </w:numPr>
+      <w:tabs>
+        <w:tab w:val="clear" w:pos="360"/>
+      </w:tabs>
+      <w:spacing w:after="200" w:line="276" w:lineRule="auto"/>
+      <w:ind w:left="0" w:firstLine="0"/>
+      <w:contextualSpacing/>
+    </w:pPr>
+    <w:rPr>
+      <w:rFonts w:eastAsiaTheme="minorEastAsia"/>
+      <w:lang w:val="en-US"/>
     </w:rPr>
   </w:style>
 </w:styles>
@@ -14411,15 +14783,6 @@
 </file>
 
 <file path=customXml/item2.xml><?xml version="1.0" encoding="utf-8"?>
-<?mso-contentType ?>
-<FormTemplates xmlns="http://schemas.microsoft.com/sharepoint/v3/contenttype/forms">
-  <Display>DocumentLibraryForm</Display>
-  <Edit>DocumentLibraryForm</Edit>
-  <New>DocumentLibraryForm</New>
-</FormTemplates>
-</file>
-
-<file path=customXml/item3.xml><?xml version="1.0" encoding="utf-8"?>
 <ct:contentTypeSchema xmlns:ct="http://schemas.microsoft.com/office/2006/metadata/contentType" xmlns:ma="http://schemas.microsoft.com/office/2006/metadata/properties/metaAttributes" ct:_="" ma:_="" ma:contentTypeName="Documento" ma:contentTypeID="0x010100E96778489EE7714D8BD12CC105EB918B" ma:contentTypeVersion="2" ma:contentTypeDescription="Crear nuevo documento." ma:contentTypeScope="" ma:versionID="416c5c7ae9b5d54d83875cd3c65194e3">
   <xsd:schema xmlns:xsd="http://www.w3.org/2001/XMLSchema" xmlns:xs="http://www.w3.org/2001/XMLSchema" xmlns:p="http://schemas.microsoft.com/office/2006/metadata/properties" xmlns:ns2="126e8a1c-9ea9-435a-ac89-d06c80d62e30" targetNamespace="http://schemas.microsoft.com/office/2006/metadata/properties" ma:root="true" ma:fieldsID="70a237c842677bd850644f8595079f5e" ns2:_="">
     <xsd:import namespace="126e8a1c-9ea9-435a-ac89-d06c80d62e30"/>
@@ -14551,6 +14914,15 @@
 </ct:contentTypeSchema>
 </file>
 
+<file path=customXml/item3.xml><?xml version="1.0" encoding="utf-8"?>
+<?mso-contentType ?>
+<FormTemplates xmlns="http://schemas.microsoft.com/sharepoint/v3/contenttype/forms">
+  <Display>DocumentLibraryForm</Display>
+  <Edit>DocumentLibraryForm</Edit>
+  <New>DocumentLibraryForm</New>
+</FormTemplates>
+</file>
+
 <file path=customXml/itemProps1.xml><?xml version="1.0" encoding="utf-8"?>
 <ds:datastoreItem xmlns:ds="http://schemas.openxmlformats.org/officeDocument/2006/customXml" ds:itemID="{46CA5683-AF87-4E40-B841-2E23A3B52406}">
   <ds:schemaRefs>
@@ -14561,14 +14933,6 @@
 </file>
 
 <file path=customXml/itemProps2.xml><?xml version="1.0" encoding="utf-8"?>
-<ds:datastoreItem xmlns:ds="http://schemas.openxmlformats.org/officeDocument/2006/customXml" ds:itemID="{D51C61E4-DB75-4684-AD25-71F546404E96}">
-  <ds:schemaRefs>
-    <ds:schemaRef ds:uri="http://schemas.microsoft.com/sharepoint/v3/contenttype/forms"/>
-  </ds:schemaRefs>
-</ds:datastoreItem>
-</file>
-
-<file path=customXml/itemProps3.xml><?xml version="1.0" encoding="utf-8"?>
 <ds:datastoreItem xmlns:ds="http://schemas.openxmlformats.org/officeDocument/2006/customXml" ds:itemID="{6F3661B0-5934-4FAB-ADC6-33A19B814E8D}">
   <ds:schemaRefs>
     <ds:schemaRef ds:uri="http://schemas.microsoft.com/office/2006/metadata/contentType"/>
@@ -14584,4 +14948,12 @@
     <ds:schemaRef ds:uri="http://schemas.microsoft.com/internal/obd"/>
   </ds:schemaRefs>
 </ds:datastoreItem>
+</file>
+
+<file path=customXml/itemProps3.xml><?xml version="1.0" encoding="utf-8"?>
+<ds:datastoreItem xmlns:ds="http://schemas.openxmlformats.org/officeDocument/2006/customXml" ds:itemID="{D51C61E4-DB75-4684-AD25-71F546404E96}">
+  <ds:schemaRefs>
+    <ds:schemaRef ds:uri="http://schemas.microsoft.com/sharepoint/v3/contenttype/forms"/>
+  </ds:schemaRefs>
+</ds:datastoreItem>
 </file>